--- a/templates/word/3. UQ.docx
+++ b/templates/word/3. UQ.docx
@@ -1,5 +1,56 @@
 
-<file path=word/document.xml><?xml version="1.0" encoding="utf-8"?>
+<file path=docProps\app.xml><?xml version="1.0" encoding="utf-8"?>
+<Properties xmlns="http://schemas.openxmlformats.org/officeDocument/2006/extended-properties" xmlns:vt="http://schemas.openxmlformats.org/officeDocument/2006/docPropsVTypes">
+  <Template>Normal.dotm</Template>
+  <TotalTime>33</TotalTime>
+  <Pages>4</Pages>
+  <Words>622</Words>
+  <Characters>3552</Characters>
+  <Application>Microsoft Office Word</Application>
+  <DocSecurity>0</DocSecurity>
+  <Lines>29</Lines>
+  <Paragraphs>8</Paragraphs>
+  <ScaleCrop>false</ScaleCrop>
+  <HeadingPairs>
+    <vt:vector size="2" baseType="variant">
+      <vt:variant>
+        <vt:lpstr>Title</vt:lpstr>
+      </vt:variant>
+      <vt:variant>
+        <vt:i4>1</vt:i4>
+      </vt:variant>
+    </vt:vector>
+  </HeadingPairs>
+  <TitlesOfParts>
+    <vt:vector size="1" baseType="lpstr">
+      <vt:lpstr/>
+    </vt:vector>
+  </TitlesOfParts>
+  <Company>Sky123.Org</Company>
+  <LinksUpToDate>false</LinksUpToDate>
+  <CharactersWithSpaces>4166</CharactersWithSpaces>
+  <SharedDoc>false</SharedDoc>
+  <HyperlinksChanged>false</HyperlinksChanged>
+  <AppVersion>16.0000</AppVersion>
+</Properties>
+</file>
+
+<file path=docProps\core.xml><?xml version="1.0" encoding="utf-8"?>
+<cp:coreProperties xmlns:cp="http://schemas.openxmlformats.org/package/2006/metadata/core-properties" xmlns:dc="http://purl.org/dc/elements/1.1/" xmlns:dcterms="http://purl.org/dc/terms/" xmlns:dcmitype="http://purl.org/dc/dcmitype/" xmlns:xsi="http://www.w3.org/2001/XMLSchema-instance">
+  <dc:title/>
+  <dc:subject/>
+  <dc:creator>Windows User</dc:creator>
+  <cp:keywords/>
+  <dc:description/>
+  <cp:lastModifiedBy>Administrator</cp:lastModifiedBy>
+  <cp:revision>19</cp:revision>
+  <cp:lastPrinted>2025-08-01T02:13:00Z</cp:lastPrinted>
+  <dcterms:created xsi:type="dcterms:W3CDTF">2025-08-12T04:04:00Z</dcterms:created>
+  <dcterms:modified xsi:type="dcterms:W3CDTF">2026-06-18T02:48:00Z</dcterms:modified>
+</cp:coreProperties>
+</file>
+
+<file path=word\document.xml><?xml version="1.0" encoding="utf-8"?>
 <w:document xmlns:wpc="http://schemas.microsoft.com/office/word/2010/wordprocessingCanvas" xmlns:cx="http://schemas.microsoft.com/office/drawing/2014/chartex" xmlns:cx1="http://schemas.microsoft.com/office/drawing/2015/9/8/chartex" xmlns:cx2="http://schemas.microsoft.com/office/drawing/2015/10/21/chartex" xmlns:cx3="http://schemas.microsoft.com/office/drawing/2016/5/9/chartex" xmlns:cx4="http://schemas.microsoft.com/office/drawing/2016/5/10/chartex" xmlns:cx5="http://schemas.microsoft.com/office/drawing/2016/5/11/chartex" xmlns:cx6="http://schemas.microsoft.com/office/drawing/2016/5/12/chartex" xmlns:cx7="http://schemas.microsoft.com/office/drawing/2016/5/13/chartex" xmlns:cx8="http://schemas.microsoft.com/office/drawing/2016/5/14/chartex" xmlns:mc="http://schemas.openxmlformats.org/markup-compatibility/2006" xmlns:aink="http://schemas.microsoft.com/office/drawing/2016/ink" xmlns:am3d="http://schemas.microsoft.com/office/drawing/2017/model3d" xmlns:o="urn:schemas-microsoft-com:office:office" xmlns:r="http://schemas.openxmlformats.org/officeDocument/2006/relationships" xmlns:m="http://schemas.openxmlformats.org/officeDocument/2006/math" xmlns:v="urn:schemas-microsoft-com:vml" xmlns:wp14="http://schemas.microsoft.com/office/word/2010/wordprocessingDrawing" xmlns:wp="http://schemas.openxmlformats.org/drawingml/2006/wordprocessingDrawing" xmlns:w10="urn:schemas-microsoft-com:office:word" xmlns:w="http://schemas.openxmlformats.org/wordprocessingml/2006/main" xmlns:w14="http://schemas.microsoft.com/office/word/2010/wordml" xmlns:w15="http://schemas.microsoft.com/office/word/2012/wordml" xmlns:w16cid="http://schemas.microsoft.com/office/word/2016/wordml/cid" xmlns:w16se="http://schemas.microsoft.com/office/word/2015/wordml/symex" xmlns:wpg="http://schemas.microsoft.com/office/word/2010/wordprocessingGroup" xmlns:wpi="http://schemas.microsoft.com/office/word/2010/wordprocessingInk" xmlns:wne="http://schemas.microsoft.com/office/word/2006/wordml" xmlns:wps="http://schemas.microsoft.com/office/word/2010/wordprocessingShape" mc:Ignorable="w14 w15 w16se w16cid wp14">
   <w:body>
     <w:p>
@@ -157,7 +208,7 @@
           <w:color w:val="000000"/>
           <w:lang w:val="nl-NL"/>
         </w:rPr>
-        <w:t>[Tên 3]</w:t>
+        <w:t>{{ten3}}</w:t>
       </w:r>
       <w:r>
         <w:rPr>
@@ -230,7 +281,7 @@
           <w:color w:val="000000"/>
           <w:lang w:val="nl-NL"/>
         </w:rPr>
-        <w:t>[</w:t>
+        <w:t>{{namsinh3}}</w:t>
       </w:r>
       <w:r>
         <w:rPr>
@@ -240,7 +291,7 @@
           <w:color w:val="000000"/>
           <w:lang w:val="nl-NL"/>
         </w:rPr>
-        <w:t>Năm sinh</w:t>
+        <w:t/>
       </w:r>
       <w:r>
         <w:rPr>
@@ -250,7 +301,7 @@
           <w:color w:val="000000"/>
           <w:lang w:val="nl-NL"/>
         </w:rPr>
-        <w:t xml:space="preserve"> 3]</w:t>
+        <w:t xml:space="preserve"/>
       </w:r>
       <w:r>
         <w:rPr>
@@ -279,23 +330,23 @@
           <w:color w:val="000000"/>
           <w:lang w:val="nl-NL"/>
         </w:rPr>
-        <w:t>[</w:t>
-      </w:r>
-      <w:r>
-        <w:rPr>
-          <w:rFonts w:eastAsia="Calibri"/>
-          <w:color w:val="000000"/>
-          <w:lang w:val="nl-NL"/>
-        </w:rPr>
-        <w:t>Loại CC</w:t>
-      </w:r>
-      <w:r>
-        <w:rPr>
-          <w:rFonts w:eastAsia="Calibri"/>
-          <w:color w:val="000000"/>
-          <w:lang w:val="nl-NL"/>
-        </w:rPr>
-        <w:t xml:space="preserve"> 3]</w:t>
+        <w:t>{{loaicc3}}</w:t>
+      </w:r>
+      <w:r>
+        <w:rPr>
+          <w:rFonts w:eastAsia="Calibri"/>
+          <w:color w:val="000000"/>
+          <w:lang w:val="nl-NL"/>
+        </w:rPr>
+        <w:t/>
+      </w:r>
+      <w:r>
+        <w:rPr>
+          <w:rFonts w:eastAsia="Calibri"/>
+          <w:color w:val="000000"/>
+          <w:lang w:val="nl-NL"/>
+        </w:rPr>
+        <w:t xml:space="preserve"/>
       </w:r>
       <w:r>
         <w:rPr>
@@ -321,7 +372,7 @@
           <w:color w:val="000000"/>
           <w:lang w:val="nl-NL"/>
         </w:rPr>
-        <w:t>[CCCD 3]</w:t>
+        <w:t>{{cccd3}}</w:t>
       </w:r>
       <w:r>
         <w:rPr>
@@ -337,23 +388,23 @@
           <w:color w:val="000000"/>
           <w:lang w:val="nl-NL"/>
         </w:rPr>
-        <w:t>[</w:t>
-      </w:r>
-      <w:r>
-        <w:rPr>
-          <w:rFonts w:eastAsia="Calibri"/>
-          <w:color w:val="000000"/>
-          <w:lang w:val="nl-NL"/>
-        </w:rPr>
-        <w:t>Nơi cấp CC</w:t>
-      </w:r>
-      <w:r>
-        <w:rPr>
-          <w:rFonts w:eastAsia="Calibri"/>
-          <w:color w:val="000000"/>
-          <w:lang w:val="nl-NL"/>
-        </w:rPr>
-        <w:t xml:space="preserve"> 3]</w:t>
+        <w:t>{{noicapcc3}}</w:t>
+      </w:r>
+      <w:r>
+        <w:rPr>
+          <w:rFonts w:eastAsia="Calibri"/>
+          <w:color w:val="000000"/>
+          <w:lang w:val="nl-NL"/>
+        </w:rPr>
+        <w:t/>
+      </w:r>
+      <w:r>
+        <w:rPr>
+          <w:rFonts w:eastAsia="Calibri"/>
+          <w:color w:val="000000"/>
+          <w:lang w:val="nl-NL"/>
+        </w:rPr>
+        <w:t xml:space="preserve"/>
       </w:r>
       <w:r>
         <w:rPr>
@@ -379,7 +430,7 @@
           <w:color w:val="000000"/>
           <w:lang w:val="nl-NL"/>
         </w:rPr>
-        <w:t>[</w:t>
+        <w:t>{{ngaycap3}}</w:t>
       </w:r>
       <w:r>
         <w:rPr>
@@ -389,7 +440,7 @@
           <w:color w:val="000000"/>
           <w:lang w:val="nl-NL"/>
         </w:rPr>
-        <w:t>Ngày cấp</w:t>
+        <w:t/>
       </w:r>
       <w:r>
         <w:rPr>
@@ -399,7 +450,7 @@
           <w:color w:val="000000"/>
           <w:lang w:val="nl-NL"/>
         </w:rPr>
-        <w:t xml:space="preserve"> 3]</w:t>
+        <w:t xml:space="preserve"/>
       </w:r>
       <w:r>
         <w:rPr>
@@ -432,7 +483,7 @@
           <w:spacing w:val="-6"/>
           <w:lang w:val="nl-NL"/>
         </w:rPr>
-        <w:t>[Thường trú 3]</w:t>
+        <w:t>{{thuongtru3}}</w:t>
       </w:r>
       <w:r>
         <w:rPr>
@@ -451,7 +502,7 @@
           <w:spacing w:val="-6"/>
           <w:lang w:val="nl-NL"/>
         </w:rPr>
-        <w:t>[Địa chỉ 3]</w:t>
+        <w:t>{{diachi3}}</w:t>
       </w:r>
       <w:r>
         <w:rPr>
@@ -528,7 +579,7 @@
           <w:color w:val="0D0D0D"/>
           <w:spacing w:val="-8"/>
         </w:rPr>
-        <w:t>[Địa chỉ đất]</w:t>
+        <w:t>{{diachidat1}}</w:t>
       </w:r>
       <w:r>
         <w:rPr>
@@ -553,7 +604,7 @@
           <w:spacing w:val="-8"/>
           <w:lang w:val="nl-NL"/>
         </w:rPr>
-        <w:t>[Loại sổ]</w:t>
+        <w:t>{{loaiso1}}</w:t>
       </w:r>
       <w:r>
         <w:rPr>
@@ -579,7 +630,7 @@
           <w:spacing w:val="-8"/>
           <w:lang w:val="nl-NL"/>
         </w:rPr>
-        <w:t>[Serial]</w:t>
+        <w:t>{{serial1}}</w:t>
       </w:r>
       <w:r>
         <w:rPr>
@@ -597,7 +648,7 @@
           <w:spacing w:val="-8"/>
           <w:lang w:val="nl-NL"/>
         </w:rPr>
-        <w:t>[Số vào sổ]</w:t>
+        <w:t>{{sovaoso1}}</w:t>
       </w:r>
       <w:r>
         <w:rPr>
@@ -614,7 +665,7 @@
           <w:spacing w:val="-8"/>
           <w:lang w:val="nl-NL"/>
         </w:rPr>
-        <w:t>[Cơ quan cấp sổ]</w:t>
+        <w:t>{{coquancapso1}}</w:t>
       </w:r>
       <w:r>
         <w:rPr>
@@ -632,7 +683,7 @@
           <w:spacing w:val="-8"/>
           <w:lang w:val="nl-NL"/>
         </w:rPr>
-        <w:t>[Ngày cấp sổ]</w:t>
+        <w:t>{{ngaycapso1}}</w:t>
       </w:r>
       <w:r>
         <w:rPr>
@@ -692,7 +743,7 @@
           <w:color w:val="000000" w:themeColor="text1"/>
           <w:lang w:val="nl-NL"/>
         </w:rPr>
-        <w:t>[Người ủy quyền]</w:t>
+        <w:t>{{nguoiuyquyen}}</w:t>
       </w:r>
     </w:p>
     <w:p>
@@ -1073,7 +1124,7 @@
           <w:b/>
           <w:color w:val="000000"/>
         </w:rPr>
-        <w:t>[Ngày]</w:t>
+        <w:t>{{ngay}}</w:t>
       </w:r>
       <w:r>
         <w:rPr>
@@ -1093,7 +1144,7 @@
           <w:b/>
           <w:color w:val="000000"/>
         </w:rPr>
-        <w:t>[Tháng]</w:t>
+        <w:t>{{thang}}</w:t>
       </w:r>
       <w:r>
         <w:rPr>
@@ -1134,7 +1185,7 @@
           <w:iCs/>
           <w:color w:val="000000"/>
         </w:rPr>
-        <w:t>[Ngày chữ]</w:t>
+        <w:t>{{ngaychu}}</w:t>
       </w:r>
       <w:r>
         <w:rPr>
@@ -1157,7 +1208,7 @@
           <w:iCs/>
           <w:color w:val="000000"/>
         </w:rPr>
-        <w:t>[Tháng chữ]</w:t>
+        <w:t>{{thangchu}}</w:t>
       </w:r>
       <w:r>
         <w:rPr>
@@ -1342,23 +1393,23 @@
           <w:color w:val="000000"/>
           <w:lang w:val="nl-NL"/>
         </w:rPr>
-        <w:t>Ông [Tên 3]; [</w:t>
-      </w:r>
-      <w:r>
-        <w:rPr>
-          <w:rFonts w:eastAsia="Calibri"/>
-          <w:color w:val="000000"/>
-          <w:lang w:val="nl-NL"/>
-        </w:rPr>
-        <w:t>Loại CC</w:t>
-      </w:r>
-      <w:r>
-        <w:rPr>
-          <w:rFonts w:eastAsia="Calibri"/>
-          <w:color w:val="000000"/>
-          <w:lang w:val="nl-NL"/>
-        </w:rPr>
-        <w:t xml:space="preserve"> 3] số: [CCCD 3]</w:t>
+        <w:t>Ông {{ten3}}; {{loaicc3}}</w:t>
+      </w:r>
+      <w:r>
+        <w:rPr>
+          <w:rFonts w:eastAsia="Calibri"/>
+          <w:color w:val="000000"/>
+          <w:lang w:val="nl-NL"/>
+        </w:rPr>
+        <w:t/>
+      </w:r>
+      <w:r>
+        <w:rPr>
+          <w:rFonts w:eastAsia="Calibri"/>
+          <w:color w:val="000000"/>
+          <w:lang w:val="nl-NL"/>
+        </w:rPr>
+        <w:t xml:space="preserve"> số: {{cccd3}}</w:t>
       </w:r>
     </w:p>
     <w:p>
@@ -1380,7 +1431,7 @@
         <w:rPr>
           <w:lang w:val="nl-NL"/>
         </w:rPr>
-        <w:t>. [Người ủy quyền2]</w:t>
+        <w:t>. {{nguoiuyquyen2}}</w:t>
       </w:r>
     </w:p>
     <w:p>
@@ -1718,7 +1769,7 @@
           <w:color w:val="000000"/>
           <w:lang w:val="nl-NL"/>
         </w:rPr>
-        <w:t>[Tên 1]</w:t>
+        <w:t>{{ten1}}</w:t>
       </w:r>
       <w:r>
         <w:rPr>
@@ -1783,7 +1834,7 @@
           <w:color w:val="000000"/>
           <w:lang w:val="nl-NL"/>
         </w:rPr>
-        <w:t>[</w:t>
+        <w:t>{{namsinh1}}</w:t>
       </w:r>
       <w:r>
         <w:rPr>
@@ -1793,7 +1844,7 @@
           <w:color w:val="000000"/>
           <w:lang w:val="nl-NL"/>
         </w:rPr>
-        <w:t>Năm sinh</w:t>
+        <w:t/>
       </w:r>
       <w:r>
         <w:rPr>
@@ -1803,7 +1854,7 @@
           <w:color w:val="000000"/>
           <w:lang w:val="nl-NL"/>
         </w:rPr>
-        <w:t xml:space="preserve"> 1]</w:t>
+        <w:t xml:space="preserve"/>
       </w:r>
       <w:r>
         <w:rPr>
@@ -1832,23 +1883,23 @@
           <w:color w:val="000000"/>
           <w:lang w:val="nl-NL"/>
         </w:rPr>
-        <w:t>[</w:t>
-      </w:r>
-      <w:r>
-        <w:rPr>
-          <w:rFonts w:eastAsia="Calibri"/>
-          <w:color w:val="000000"/>
-          <w:lang w:val="nl-NL"/>
-        </w:rPr>
-        <w:t>Loại CC</w:t>
-      </w:r>
-      <w:r>
-        <w:rPr>
-          <w:rFonts w:eastAsia="Calibri"/>
-          <w:color w:val="000000"/>
-          <w:lang w:val="nl-NL"/>
-        </w:rPr>
-        <w:t xml:space="preserve"> 1]</w:t>
+        <w:t>{{loaicc1}}</w:t>
+      </w:r>
+      <w:r>
+        <w:rPr>
+          <w:rFonts w:eastAsia="Calibri"/>
+          <w:color w:val="000000"/>
+          <w:lang w:val="nl-NL"/>
+        </w:rPr>
+        <w:t/>
+      </w:r>
+      <w:r>
+        <w:rPr>
+          <w:rFonts w:eastAsia="Calibri"/>
+          <w:color w:val="000000"/>
+          <w:lang w:val="nl-NL"/>
+        </w:rPr>
+        <w:t xml:space="preserve"/>
       </w:r>
       <w:r>
         <w:rPr>
@@ -1874,7 +1925,7 @@
           <w:color w:val="000000"/>
           <w:lang w:val="nl-NL"/>
         </w:rPr>
-        <w:t>[CCCD 1]</w:t>
+        <w:t>{{cccd1}}</w:t>
       </w:r>
       <w:bookmarkEnd w:id="0"/>
       <w:r>
@@ -1891,23 +1942,23 @@
           <w:color w:val="000000"/>
           <w:lang w:val="nl-NL"/>
         </w:rPr>
-        <w:t>[</w:t>
-      </w:r>
-      <w:r>
-        <w:rPr>
-          <w:rFonts w:eastAsia="Calibri"/>
-          <w:color w:val="000000"/>
-          <w:lang w:val="nl-NL"/>
-        </w:rPr>
-        <w:t>Nơi cấp CC</w:t>
-      </w:r>
-      <w:r>
-        <w:rPr>
-          <w:rFonts w:eastAsia="Calibri"/>
-          <w:color w:val="000000"/>
-          <w:lang w:val="nl-NL"/>
-        </w:rPr>
-        <w:t xml:space="preserve"> 1]</w:t>
+        <w:t>{{noicapcc1}}</w:t>
+      </w:r>
+      <w:r>
+        <w:rPr>
+          <w:rFonts w:eastAsia="Calibri"/>
+          <w:color w:val="000000"/>
+          <w:lang w:val="nl-NL"/>
+        </w:rPr>
+        <w:t/>
+      </w:r>
+      <w:r>
+        <w:rPr>
+          <w:rFonts w:eastAsia="Calibri"/>
+          <w:color w:val="000000"/>
+          <w:lang w:val="nl-NL"/>
+        </w:rPr>
+        <w:t xml:space="preserve"/>
       </w:r>
       <w:r>
         <w:rPr>
@@ -1933,7 +1984,7 @@
           <w:color w:val="000000"/>
           <w:lang w:val="nl-NL"/>
         </w:rPr>
-        <w:t>[</w:t>
+        <w:t>{{ngaycap1}}</w:t>
       </w:r>
       <w:r>
         <w:rPr>
@@ -1943,7 +1994,7 @@
           <w:color w:val="000000"/>
           <w:lang w:val="nl-NL"/>
         </w:rPr>
-        <w:t>Ngày cấp</w:t>
+        <w:t/>
       </w:r>
       <w:r>
         <w:rPr>
@@ -1953,7 +2004,7 @@
           <w:color w:val="000000"/>
           <w:lang w:val="nl-NL"/>
         </w:rPr>
-        <w:t xml:space="preserve"> 1]</w:t>
+        <w:t xml:space="preserve"/>
       </w:r>
       <w:r>
         <w:rPr>
@@ -1986,7 +2037,7 @@
           <w:spacing w:val="-6"/>
           <w:lang w:val="nl-NL"/>
         </w:rPr>
-        <w:t>[Thường trú 1]</w:t>
+        <w:t>{{thuongtru1}}</w:t>
       </w:r>
       <w:r>
         <w:rPr>
@@ -2005,7 +2056,7 @@
           <w:spacing w:val="-6"/>
           <w:lang w:val="nl-NL"/>
         </w:rPr>
-        <w:t>[Địa chỉ 1]</w:t>
+        <w:t>{{diachi1}}</w:t>
       </w:r>
       <w:r>
         <w:rPr>
@@ -2068,7 +2119,7 @@
           <w:color w:val="0D0D0D"/>
           <w:spacing w:val="-8"/>
         </w:rPr>
-        <w:t>[Địa chỉ đất]</w:t>
+        <w:t>{{diachidat1}}</w:t>
       </w:r>
       <w:r>
         <w:rPr>
@@ -2093,7 +2144,7 @@
           <w:spacing w:val="-8"/>
           <w:lang w:val="nl-NL"/>
         </w:rPr>
-        <w:t>[Loại sổ]</w:t>
+        <w:t>{{loaiso1}}</w:t>
       </w:r>
       <w:r>
         <w:rPr>
@@ -2119,7 +2170,7 @@
           <w:spacing w:val="-8"/>
           <w:lang w:val="nl-NL"/>
         </w:rPr>
-        <w:t>[Serial]</w:t>
+        <w:t>{{serial1}}</w:t>
       </w:r>
       <w:r>
         <w:rPr>
@@ -2137,7 +2188,7 @@
           <w:spacing w:val="-8"/>
           <w:lang w:val="nl-NL"/>
         </w:rPr>
-        <w:t>[Số vào sổ]</w:t>
+        <w:t>{{sovaoso1}}</w:t>
       </w:r>
       <w:r>
         <w:rPr>
@@ -2154,7 +2205,7 @@
           <w:spacing w:val="-8"/>
           <w:lang w:val="nl-NL"/>
         </w:rPr>
-        <w:t>[Cơ quan cấp sổ]</w:t>
+        <w:t>{{coquancapso1}}</w:t>
       </w:r>
       <w:r>
         <w:rPr>
@@ -2172,7 +2223,7 @@
           <w:spacing w:val="-8"/>
           <w:lang w:val="nl-NL"/>
         </w:rPr>
-        <w:t>[Ngày cấp sổ]</w:t>
+        <w:t>{{ngaycapso1}}</w:t>
       </w:r>
       <w:r>
         <w:rPr>
@@ -2234,7 +2285,7 @@
           <w:color w:val="000000" w:themeColor="text1"/>
           <w:lang w:val="nl-NL"/>
         </w:rPr>
-        <w:t>[Người ủy quyền]</w:t>
+        <w:t>{{nguoiuyquyen}}</w:t>
       </w:r>
     </w:p>
     <w:p>
@@ -2630,7 +2681,7 @@
           <w:b/>
           <w:color w:val="000000"/>
         </w:rPr>
-        <w:t>[Ngày]</w:t>
+        <w:t>{{ngay}}</w:t>
       </w:r>
       <w:r>
         <w:rPr>
@@ -2650,7 +2701,7 @@
           <w:b/>
           <w:color w:val="000000"/>
         </w:rPr>
-        <w:t>[Tháng]</w:t>
+        <w:t>{{thang}}</w:t>
       </w:r>
       <w:r>
         <w:rPr>
@@ -2685,7 +2736,7 @@
           <w:iCs/>
           <w:color w:val="000000"/>
         </w:rPr>
-        <w:t>[Ngày chữ]</w:t>
+        <w:t>{{ngaychu}}</w:t>
       </w:r>
       <w:r>
         <w:rPr>
@@ -2708,7 +2759,7 @@
           <w:iCs/>
           <w:color w:val="000000"/>
         </w:rPr>
-        <w:t>[Tháng chữ]</w:t>
+        <w:t>{{thangchu}}</w:t>
       </w:r>
       <w:r>
         <w:rPr>
@@ -2893,23 +2944,23 @@
           <w:color w:val="000000"/>
           <w:lang w:val="nl-NL"/>
         </w:rPr>
-        <w:t>Ông [Tên 1]; [</w:t>
-      </w:r>
-      <w:r>
-        <w:rPr>
-          <w:rFonts w:eastAsia="Calibri"/>
-          <w:color w:val="000000"/>
-          <w:lang w:val="nl-NL"/>
-        </w:rPr>
-        <w:t>Loại CC</w:t>
-      </w:r>
-      <w:r>
-        <w:rPr>
-          <w:rFonts w:eastAsia="Calibri"/>
-          <w:color w:val="000000"/>
-          <w:lang w:val="nl-NL"/>
-        </w:rPr>
-        <w:t xml:space="preserve"> 1] số: </w:t>
+        <w:t>Ông {{ten1}}; {{loaicc1}}</w:t>
+      </w:r>
+      <w:r>
+        <w:rPr>
+          <w:rFonts w:eastAsia="Calibri"/>
+          <w:color w:val="000000"/>
+          <w:lang w:val="nl-NL"/>
+        </w:rPr>
+        <w:t/>
+      </w:r>
+      <w:r>
+        <w:rPr>
+          <w:rFonts w:eastAsia="Calibri"/>
+          <w:color w:val="000000"/>
+          <w:lang w:val="nl-NL"/>
+        </w:rPr>
+        <w:t xml:space="preserve"> số: </w:t>
       </w:r>
       <w:r>
         <w:rPr>
@@ -2918,7 +2969,7 @@
           <w:color w:val="000000"/>
           <w:lang w:val="nl-NL"/>
         </w:rPr>
-        <w:t>[CCCD 1]</w:t>
+        <w:t>{{cccd1}}</w:t>
       </w:r>
     </w:p>
     <w:p>
@@ -2934,7 +2985,7 @@
         <w:rPr>
           <w:lang w:val="nl-NL"/>
         </w:rPr>
-        <w:t>2. [Người ủy quyền2]</w:t>
+        <w:t>2. {{nguoiuyquyen2}}</w:t>
       </w:r>
     </w:p>
     <w:p>
@@ -3192,7 +3243,76 @@
 </w:document>
 </file>
 
-<file path=word/numbering.xml><?xml version="1.0" encoding="utf-8"?>
+<file path=word\fontTable.xml><?xml version="1.0" encoding="utf-8"?>
+<w:fonts xmlns:mc="http://schemas.openxmlformats.org/markup-compatibility/2006" xmlns:r="http://schemas.openxmlformats.org/officeDocument/2006/relationships" xmlns:w="http://schemas.openxmlformats.org/wordprocessingml/2006/main" xmlns:w14="http://schemas.microsoft.com/office/word/2010/wordml" xmlns:w15="http://schemas.microsoft.com/office/word/2012/wordml" xmlns:w16cid="http://schemas.microsoft.com/office/word/2016/wordml/cid" xmlns:w16se="http://schemas.microsoft.com/office/word/2015/wordml/symex" mc:Ignorable="w14 w15 w16se w16cid">
+  <w:font w:name="Times New Roman">
+    <w:panose1 w:val="02020603050405020304"/>
+    <w:charset w:val="00"/>
+    <w:family w:val="roman"/>
+    <w:pitch w:val="variable"/>
+    <w:sig w:usb0="E0002EFF" w:usb1="C000785B" w:usb2="00000009" w:usb3="00000000" w:csb0="000001FF" w:csb1="00000000"/>
+  </w:font>
+  <w:font w:name="Calibri">
+    <w:panose1 w:val="020F0502020204030204"/>
+    <w:charset w:val="00"/>
+    <w:family w:val="swiss"/>
+    <w:pitch w:val="variable"/>
+    <w:sig w:usb0="E4002EFF" w:usb1="C000247B" w:usb2="00000009" w:usb3="00000000" w:csb0="000001FF" w:csb1="00000000"/>
+  </w:font>
+  <w:font w:name="Courier New">
+    <w:panose1 w:val="02070309020205020404"/>
+    <w:charset w:val="00"/>
+    <w:family w:val="modern"/>
+    <w:pitch w:val="fixed"/>
+    <w:sig w:usb0="E0002EFF" w:usb1="C0007843" w:usb2="00000009" w:usb3="00000000" w:csb0="000001FF" w:csb1="00000000"/>
+  </w:font>
+  <w:font w:name="Wingdings">
+    <w:panose1 w:val="05000000000000000000"/>
+    <w:charset w:val="02"/>
+    <w:family w:val="auto"/>
+    <w:pitch w:val="variable"/>
+    <w:sig w:usb0="00000000" w:usb1="10000000" w:usb2="00000000" w:usb3="00000000" w:csb0="80000000" w:csb1="00000000"/>
+  </w:font>
+  <w:font w:name="Symbol">
+    <w:panose1 w:val="05050102010706020507"/>
+    <w:charset w:val="02"/>
+    <w:family w:val="roman"/>
+    <w:pitch w:val="variable"/>
+    <w:sig w:usb0="00000000" w:usb1="10000000" w:usb2="00000000" w:usb3="00000000" w:csb0="80000000" w:csb1="00000000"/>
+  </w:font>
+  <w:font w:name=".VnTime">
+    <w:panose1 w:val="020B7200000000000000"/>
+    <w:charset w:val="00"/>
+    <w:family w:val="swiss"/>
+    <w:pitch w:val="variable"/>
+    <w:sig w:usb0="00000003" w:usb1="00000000" w:usb2="00000000" w:usb3="00000000" w:csb0="00000001" w:csb1="00000000"/>
+  </w:font>
+  <w:font w:name=".VnTimeH">
+    <w:altName w:val="Times New Roman"/>
+    <w:panose1 w:val="020B7200000000000000"/>
+    <w:charset w:val="00"/>
+    <w:family w:val="swiss"/>
+    <w:pitch w:val="variable"/>
+    <w:sig w:usb0="00000007" w:usb1="00000000" w:usb2="00000000" w:usb3="00000000" w:csb0="00000013" w:csb1="00000000"/>
+  </w:font>
+  <w:font w:name="Segoe UI">
+    <w:panose1 w:val="020B0502040204020203"/>
+    <w:charset w:val="00"/>
+    <w:family w:val="swiss"/>
+    <w:pitch w:val="variable"/>
+    <w:sig w:usb0="E4002EFF" w:usb1="C000E47F" w:usb2="00000009" w:usb3="00000000" w:csb0="000001FF" w:csb1="00000000"/>
+  </w:font>
+  <w:font w:name="Calibri Light">
+    <w:panose1 w:val="020F0302020204030204"/>
+    <w:charset w:val="00"/>
+    <w:family w:val="swiss"/>
+    <w:pitch w:val="variable"/>
+    <w:sig w:usb0="E4002EFF" w:usb1="C000247B" w:usb2="00000009" w:usb3="00000000" w:csb0="000001FF" w:csb1="00000000"/>
+  </w:font>
+</w:fonts>
+</file>
+
+<file path=word\numbering.xml><?xml version="1.0" encoding="utf-8"?>
 <w:numbering xmlns:wpc="http://schemas.microsoft.com/office/word/2010/wordprocessingCanvas" xmlns:cx="http://schemas.microsoft.com/office/drawing/2014/chartex" xmlns:cx1="http://schemas.microsoft.com/office/drawing/2015/9/8/chartex" xmlns:cx2="http://schemas.microsoft.com/office/drawing/2015/10/21/chartex" xmlns:cx3="http://schemas.microsoft.com/office/drawing/2016/5/9/chartex" xmlns:cx4="http://schemas.microsoft.com/office/drawing/2016/5/10/chartex" xmlns:cx5="http://schemas.microsoft.com/office/drawing/2016/5/11/chartex" xmlns:cx6="http://schemas.microsoft.com/office/drawing/2016/5/12/chartex" xmlns:cx7="http://schemas.microsoft.com/office/drawing/2016/5/13/chartex" xmlns:cx8="http://schemas.microsoft.com/office/drawing/2016/5/14/chartex" xmlns:mc="http://schemas.openxmlformats.org/markup-compatibility/2006" xmlns:aink="http://schemas.microsoft.com/office/drawing/2016/ink" xmlns:am3d="http://schemas.microsoft.com/office/drawing/2017/model3d" xmlns:o="urn:schemas-microsoft-com:office:office" xmlns:r="http://schemas.openxmlformats.org/officeDocument/2006/relationships" xmlns:m="http://schemas.openxmlformats.org/officeDocument/2006/math" xmlns:v="urn:schemas-microsoft-com:vml" xmlns:wp14="http://schemas.microsoft.com/office/word/2010/wordprocessingDrawing" xmlns:wp="http://schemas.openxmlformats.org/drawingml/2006/wordprocessingDrawing" xmlns:w10="urn:schemas-microsoft-com:office:word" xmlns:w="http://schemas.openxmlformats.org/wordprocessingml/2006/main" xmlns:w14="http://schemas.microsoft.com/office/word/2010/wordml" xmlns:w15="http://schemas.microsoft.com/office/word/2012/wordml" xmlns:w16cid="http://schemas.microsoft.com/office/word/2016/wordml/cid" xmlns:w16se="http://schemas.microsoft.com/office/word/2015/wordml/symex" xmlns:wpg="http://schemas.microsoft.com/office/word/2010/wordprocessingGroup" xmlns:wpi="http://schemas.microsoft.com/office/word/2010/wordprocessingInk" xmlns:wne="http://schemas.microsoft.com/office/word/2006/wordml" xmlns:wps="http://schemas.microsoft.com/office/word/2010/wordprocessingShape" mc:Ignorable="w14 w15 w16se w16cid wp14">
   <w:abstractNum w:abstractNumId="0" w15:restartNumberingAfterBreak="1">
     <w:nsid w:val="00893E73"/>
@@ -4139,7 +4259,217 @@
 </w:numbering>
 </file>
 
-<file path=word/styles.xml><?xml version="1.0" encoding="utf-8"?>
+<file path=word\settings.xml><?xml version="1.0" encoding="utf-8"?>
+<w:settings xmlns:mc="http://schemas.openxmlformats.org/markup-compatibility/2006" xmlns:o="urn:schemas-microsoft-com:office:office" xmlns:r="http://schemas.openxmlformats.org/officeDocument/2006/relationships" xmlns:m="http://schemas.openxmlformats.org/officeDocument/2006/math" xmlns:v="urn:schemas-microsoft-com:vml" xmlns:w10="urn:schemas-microsoft-com:office:word" xmlns:w="http://schemas.openxmlformats.org/wordprocessingml/2006/main" xmlns:w14="http://schemas.microsoft.com/office/word/2010/wordml" xmlns:w15="http://schemas.microsoft.com/office/word/2012/wordml" xmlns:w16cid="http://schemas.microsoft.com/office/word/2016/wordml/cid" xmlns:w16se="http://schemas.microsoft.com/office/word/2015/wordml/symex" xmlns:sl="http://schemas.openxmlformats.org/schemaLibrary/2006/main" mc:Ignorable="w14 w15 w16se w16cid">
+  <w:zoom w:percent="130"/>
+  <w:defaultTabStop w:val="720"/>
+  <w:characterSpacingControl w:val="doNotCompress"/>
+  <w:compat>
+    <w:compatSetting w:name="compatibilityMode" w:uri="http://schemas.microsoft.com/office/word" w:val="15"/>
+    <w:compatSetting w:name="overrideTableStyleFontSizeAndJustification" w:uri="http://schemas.microsoft.com/office/word" w:val="1"/>
+    <w:compatSetting w:name="enableOpenTypeFeatures" w:uri="http://schemas.microsoft.com/office/word" w:val="1"/>
+    <w:compatSetting w:name="doNotFlipMirrorIndents" w:uri="http://schemas.microsoft.com/office/word" w:val="1"/>
+    <w:compatSetting w:name="differentiateMultirowTableHeaders" w:uri="http://schemas.microsoft.com/office/word" w:val="1"/>
+    <w:compatSetting w:name="useWord2013TrackBottomHyphenation" w:uri="http://schemas.microsoft.com/office/word" w:val="1"/>
+  </w:compat>
+  <w:rsids>
+    <w:rsidRoot w:val="00610C0B"/>
+    <w:rsid w:val="000058EF"/>
+    <w:rsid w:val="000161DB"/>
+    <w:rsid w:val="000508B9"/>
+    <w:rsid w:val="00056B32"/>
+    <w:rsid w:val="0006026E"/>
+    <w:rsid w:val="00061CCB"/>
+    <w:rsid w:val="00065E5A"/>
+    <w:rsid w:val="000871EF"/>
+    <w:rsid w:val="000A7C42"/>
+    <w:rsid w:val="000D3ED1"/>
+    <w:rsid w:val="000D4F1C"/>
+    <w:rsid w:val="000D5D88"/>
+    <w:rsid w:val="000D649A"/>
+    <w:rsid w:val="000F0819"/>
+    <w:rsid w:val="00104970"/>
+    <w:rsid w:val="00120674"/>
+    <w:rsid w:val="001208EF"/>
+    <w:rsid w:val="00134B35"/>
+    <w:rsid w:val="00141B15"/>
+    <w:rsid w:val="00165B5A"/>
+    <w:rsid w:val="001B5526"/>
+    <w:rsid w:val="001D3256"/>
+    <w:rsid w:val="001E05F3"/>
+    <w:rsid w:val="00226D78"/>
+    <w:rsid w:val="002354F4"/>
+    <w:rsid w:val="002444FD"/>
+    <w:rsid w:val="0026278F"/>
+    <w:rsid w:val="00275401"/>
+    <w:rsid w:val="0029139C"/>
+    <w:rsid w:val="002938AE"/>
+    <w:rsid w:val="002B3362"/>
+    <w:rsid w:val="002C263D"/>
+    <w:rsid w:val="002D5883"/>
+    <w:rsid w:val="00301DA9"/>
+    <w:rsid w:val="0033186E"/>
+    <w:rsid w:val="0037785B"/>
+    <w:rsid w:val="00383FEA"/>
+    <w:rsid w:val="003A2AC0"/>
+    <w:rsid w:val="003D4249"/>
+    <w:rsid w:val="003F580B"/>
+    <w:rsid w:val="00401F60"/>
+    <w:rsid w:val="00417C9B"/>
+    <w:rsid w:val="0042292D"/>
+    <w:rsid w:val="004233C3"/>
+    <w:rsid w:val="004241BD"/>
+    <w:rsid w:val="004378A3"/>
+    <w:rsid w:val="004416A9"/>
+    <w:rsid w:val="00444872"/>
+    <w:rsid w:val="0045298D"/>
+    <w:rsid w:val="00477582"/>
+    <w:rsid w:val="004C2046"/>
+    <w:rsid w:val="004E6549"/>
+    <w:rsid w:val="004E65B2"/>
+    <w:rsid w:val="005003C0"/>
+    <w:rsid w:val="00504769"/>
+    <w:rsid w:val="00564CE9"/>
+    <w:rsid w:val="00565C01"/>
+    <w:rsid w:val="005754C8"/>
+    <w:rsid w:val="005A42E8"/>
+    <w:rsid w:val="005B3132"/>
+    <w:rsid w:val="005E338E"/>
+    <w:rsid w:val="005F1042"/>
+    <w:rsid w:val="00603501"/>
+    <w:rsid w:val="006035E8"/>
+    <w:rsid w:val="006103CA"/>
+    <w:rsid w:val="00610C0B"/>
+    <w:rsid w:val="0063287A"/>
+    <w:rsid w:val="006337FB"/>
+    <w:rsid w:val="006637C1"/>
+    <w:rsid w:val="0067224B"/>
+    <w:rsid w:val="0067728D"/>
+    <w:rsid w:val="00685E92"/>
+    <w:rsid w:val="006B077A"/>
+    <w:rsid w:val="006B520D"/>
+    <w:rsid w:val="00726F6A"/>
+    <w:rsid w:val="0074627B"/>
+    <w:rsid w:val="00760A08"/>
+    <w:rsid w:val="00760F6B"/>
+    <w:rsid w:val="00766FC2"/>
+    <w:rsid w:val="00781A7D"/>
+    <w:rsid w:val="007836D5"/>
+    <w:rsid w:val="007C170B"/>
+    <w:rsid w:val="00833AD1"/>
+    <w:rsid w:val="0086359B"/>
+    <w:rsid w:val="00866B30"/>
+    <w:rsid w:val="00874D89"/>
+    <w:rsid w:val="008824ED"/>
+    <w:rsid w:val="00894AA9"/>
+    <w:rsid w:val="008A4EFE"/>
+    <w:rsid w:val="008A6F2B"/>
+    <w:rsid w:val="008C0A61"/>
+    <w:rsid w:val="008C72F7"/>
+    <w:rsid w:val="008D5726"/>
+    <w:rsid w:val="00900BED"/>
+    <w:rsid w:val="00906F18"/>
+    <w:rsid w:val="00942303"/>
+    <w:rsid w:val="00943BD4"/>
+    <w:rsid w:val="0096719B"/>
+    <w:rsid w:val="00967FA8"/>
+    <w:rsid w:val="009846F3"/>
+    <w:rsid w:val="0098644B"/>
+    <w:rsid w:val="009909D5"/>
+    <w:rsid w:val="00997278"/>
+    <w:rsid w:val="009A35C2"/>
+    <w:rsid w:val="009A6DF3"/>
+    <w:rsid w:val="009B7954"/>
+    <w:rsid w:val="009E5426"/>
+    <w:rsid w:val="00A150EC"/>
+    <w:rsid w:val="00A15110"/>
+    <w:rsid w:val="00A25DD7"/>
+    <w:rsid w:val="00A27A58"/>
+    <w:rsid w:val="00A36602"/>
+    <w:rsid w:val="00A36AE1"/>
+    <w:rsid w:val="00A436B7"/>
+    <w:rsid w:val="00A50BC4"/>
+    <w:rsid w:val="00A50C46"/>
+    <w:rsid w:val="00A55312"/>
+    <w:rsid w:val="00A83762"/>
+    <w:rsid w:val="00AA0267"/>
+    <w:rsid w:val="00AB3E8F"/>
+    <w:rsid w:val="00AC062F"/>
+    <w:rsid w:val="00AC1DE1"/>
+    <w:rsid w:val="00AD1F87"/>
+    <w:rsid w:val="00AF2624"/>
+    <w:rsid w:val="00B05336"/>
+    <w:rsid w:val="00B3575A"/>
+    <w:rsid w:val="00B55385"/>
+    <w:rsid w:val="00BA53A9"/>
+    <w:rsid w:val="00BE3124"/>
+    <w:rsid w:val="00BE7ECC"/>
+    <w:rsid w:val="00C039BD"/>
+    <w:rsid w:val="00C13E26"/>
+    <w:rsid w:val="00C30088"/>
+    <w:rsid w:val="00C339D2"/>
+    <w:rsid w:val="00C37A34"/>
+    <w:rsid w:val="00CC228E"/>
+    <w:rsid w:val="00CC3937"/>
+    <w:rsid w:val="00D270D1"/>
+    <w:rsid w:val="00D27927"/>
+    <w:rsid w:val="00D31069"/>
+    <w:rsid w:val="00D31878"/>
+    <w:rsid w:val="00D403BC"/>
+    <w:rsid w:val="00D65C13"/>
+    <w:rsid w:val="00D8493C"/>
+    <w:rsid w:val="00DC4057"/>
+    <w:rsid w:val="00DF30A2"/>
+    <w:rsid w:val="00E00E09"/>
+    <w:rsid w:val="00E42E4E"/>
+    <w:rsid w:val="00E467C6"/>
+    <w:rsid w:val="00E46E75"/>
+    <w:rsid w:val="00EA6691"/>
+    <w:rsid w:val="00EF12A2"/>
+    <w:rsid w:val="00EF497B"/>
+    <w:rsid w:val="00F14883"/>
+    <w:rsid w:val="00F4270A"/>
+    <w:rsid w:val="00F4324C"/>
+    <w:rsid w:val="00F83954"/>
+    <w:rsid w:val="00F8667B"/>
+    <w:rsid w:val="00F86A71"/>
+    <w:rsid w:val="00F90ABC"/>
+    <w:rsid w:val="00FB5A4E"/>
+    <w:rsid w:val="00FC2CD7"/>
+    <w:rsid w:val="00FC50B2"/>
+    <w:rsid w:val="00FD771B"/>
+    <w:rsid w:val="00FF5320"/>
+  </w:rsids>
+  <m:mathPr>
+    <m:mathFont m:val="Cambria Math"/>
+    <m:brkBin m:val="before"/>
+    <m:brkBinSub m:val="--"/>
+    <m:smallFrac m:val="0"/>
+    <m:dispDef/>
+    <m:lMargin m:val="0"/>
+    <m:rMargin m:val="0"/>
+    <m:defJc m:val="centerGroup"/>
+    <m:wrapIndent m:val="1440"/>
+    <m:intLim m:val="subSup"/>
+    <m:naryLim m:val="undOvr"/>
+  </m:mathPr>
+  <w:themeFontLang w:val="en-US"/>
+  <w:clrSchemeMapping w:bg1="light1" w:t1="dark1" w:bg2="light2" w:t2="dark2" w:accent1="accent1" w:accent2="accent2" w:accent3="accent3" w:accent4="accent4" w:accent5="accent5" w:accent6="accent6" w:hyperlink="hyperlink" w:followedHyperlink="followedHyperlink"/>
+  <w:shapeDefaults>
+    <o:shapedefaults v:ext="edit" spidmax="1026"/>
+    <o:shapelayout v:ext="edit">
+      <o:idmap v:ext="edit" data="1"/>
+    </o:shapelayout>
+  </w:shapeDefaults>
+  <w:decimalSymbol w:val=","/>
+  <w:listSeparator w:val=","/>
+  <w14:docId w14:val="251C7B50"/>
+  <w15:chartTrackingRefBased/>
+  <w15:docId w15:val="{692FF8A8-B4C0-4D6C-83CC-9D48420FDCCB}"/>
+</w:settings>
+</file>
+
+<file path=word\styles.xml><?xml version="1.0" encoding="utf-8"?>
 <w:styles xmlns:mc="http://schemas.openxmlformats.org/markup-compatibility/2006" xmlns:r="http://schemas.openxmlformats.org/officeDocument/2006/relationships" xmlns:w="http://schemas.openxmlformats.org/wordprocessingml/2006/main" xmlns:w14="http://schemas.microsoft.com/office/word/2010/wordml" xmlns:w15="http://schemas.microsoft.com/office/word/2012/wordml" xmlns:w16cid="http://schemas.microsoft.com/office/word/2016/wordml/cid" xmlns:w16se="http://schemas.microsoft.com/office/word/2015/wordml/symex" mc:Ignorable="w14 w15 w16se w16cid">
   <w:docDefaults>
     <w:rPrDefault>
@@ -4704,7 +5034,7 @@
 </w:styles>
 </file>
 
-<file path=word/theme/theme1.xml><?xml version="1.0" encoding="utf-8"?>
+<file path=word\theme\theme1.xml><?xml version="1.0" encoding="utf-8"?>
 <a:theme xmlns:a="http://schemas.openxmlformats.org/drawingml/2006/main" name="Office Theme">
   <a:themeElements>
     <a:clrScheme name="Office">
@@ -4963,4 +5293,391 @@
     </a:ext>
   </a:extLst>
 </a:theme>
+</file>
+
+<file path=word\webSettings.xml><?xml version="1.0" encoding="utf-8"?>
+<w:webSettings xmlns:mc="http://schemas.openxmlformats.org/markup-compatibility/2006" xmlns:r="http://schemas.openxmlformats.org/officeDocument/2006/relationships" xmlns:w="http://schemas.openxmlformats.org/wordprocessingml/2006/main" xmlns:w14="http://schemas.microsoft.com/office/word/2010/wordml" xmlns:w15="http://schemas.microsoft.com/office/word/2012/wordml" xmlns:w16cid="http://schemas.microsoft.com/office/word/2016/wordml/cid" xmlns:w16se="http://schemas.microsoft.com/office/word/2015/wordml/symex" mc:Ignorable="w14 w15 w16se w16cid">
+  <w:divs>
+    <w:div w:id="66539232">
+      <w:bodyDiv w:val="1"/>
+      <w:marLeft w:val="0"/>
+      <w:marRight w:val="0"/>
+      <w:marTop w:val="0"/>
+      <w:marBottom w:val="0"/>
+      <w:divBdr>
+        <w:top w:val="none" w:sz="0" w:space="0" w:color="auto"/>
+        <w:left w:val="none" w:sz="0" w:space="0" w:color="auto"/>
+        <w:bottom w:val="none" w:sz="0" w:space="0" w:color="auto"/>
+        <w:right w:val="none" w:sz="0" w:space="0" w:color="auto"/>
+      </w:divBdr>
+    </w:div>
+    <w:div w:id="192618073">
+      <w:bodyDiv w:val="1"/>
+      <w:marLeft w:val="0"/>
+      <w:marRight w:val="0"/>
+      <w:marTop w:val="0"/>
+      <w:marBottom w:val="0"/>
+      <w:divBdr>
+        <w:top w:val="none" w:sz="0" w:space="0" w:color="auto"/>
+        <w:left w:val="none" w:sz="0" w:space="0" w:color="auto"/>
+        <w:bottom w:val="none" w:sz="0" w:space="0" w:color="auto"/>
+        <w:right w:val="none" w:sz="0" w:space="0" w:color="auto"/>
+      </w:divBdr>
+    </w:div>
+    <w:div w:id="305473571">
+      <w:bodyDiv w:val="1"/>
+      <w:marLeft w:val="0"/>
+      <w:marRight w:val="0"/>
+      <w:marTop w:val="0"/>
+      <w:marBottom w:val="0"/>
+      <w:divBdr>
+        <w:top w:val="none" w:sz="0" w:space="0" w:color="auto"/>
+        <w:left w:val="none" w:sz="0" w:space="0" w:color="auto"/>
+        <w:bottom w:val="none" w:sz="0" w:space="0" w:color="auto"/>
+        <w:right w:val="none" w:sz="0" w:space="0" w:color="auto"/>
+      </w:divBdr>
+    </w:div>
+    <w:div w:id="326247004">
+      <w:bodyDiv w:val="1"/>
+      <w:marLeft w:val="0"/>
+      <w:marRight w:val="0"/>
+      <w:marTop w:val="0"/>
+      <w:marBottom w:val="0"/>
+      <w:divBdr>
+        <w:top w:val="none" w:sz="0" w:space="0" w:color="auto"/>
+        <w:left w:val="none" w:sz="0" w:space="0" w:color="auto"/>
+        <w:bottom w:val="none" w:sz="0" w:space="0" w:color="auto"/>
+        <w:right w:val="none" w:sz="0" w:space="0" w:color="auto"/>
+      </w:divBdr>
+    </w:div>
+    <w:div w:id="398404698">
+      <w:bodyDiv w:val="1"/>
+      <w:marLeft w:val="0"/>
+      <w:marRight w:val="0"/>
+      <w:marTop w:val="0"/>
+      <w:marBottom w:val="0"/>
+      <w:divBdr>
+        <w:top w:val="none" w:sz="0" w:space="0" w:color="auto"/>
+        <w:left w:val="none" w:sz="0" w:space="0" w:color="auto"/>
+        <w:bottom w:val="none" w:sz="0" w:space="0" w:color="auto"/>
+        <w:right w:val="none" w:sz="0" w:space="0" w:color="auto"/>
+      </w:divBdr>
+    </w:div>
+    <w:div w:id="406617621">
+      <w:bodyDiv w:val="1"/>
+      <w:marLeft w:val="0"/>
+      <w:marRight w:val="0"/>
+      <w:marTop w:val="0"/>
+      <w:marBottom w:val="0"/>
+      <w:divBdr>
+        <w:top w:val="none" w:sz="0" w:space="0" w:color="auto"/>
+        <w:left w:val="none" w:sz="0" w:space="0" w:color="auto"/>
+        <w:bottom w:val="none" w:sz="0" w:space="0" w:color="auto"/>
+        <w:right w:val="none" w:sz="0" w:space="0" w:color="auto"/>
+      </w:divBdr>
+    </w:div>
+    <w:div w:id="468013663">
+      <w:bodyDiv w:val="1"/>
+      <w:marLeft w:val="0"/>
+      <w:marRight w:val="0"/>
+      <w:marTop w:val="0"/>
+      <w:marBottom w:val="0"/>
+      <w:divBdr>
+        <w:top w:val="none" w:sz="0" w:space="0" w:color="auto"/>
+        <w:left w:val="none" w:sz="0" w:space="0" w:color="auto"/>
+        <w:bottom w:val="none" w:sz="0" w:space="0" w:color="auto"/>
+        <w:right w:val="none" w:sz="0" w:space="0" w:color="auto"/>
+      </w:divBdr>
+    </w:div>
+    <w:div w:id="469053580">
+      <w:bodyDiv w:val="1"/>
+      <w:marLeft w:val="0"/>
+      <w:marRight w:val="0"/>
+      <w:marTop w:val="0"/>
+      <w:marBottom w:val="0"/>
+      <w:divBdr>
+        <w:top w:val="none" w:sz="0" w:space="0" w:color="auto"/>
+        <w:left w:val="none" w:sz="0" w:space="0" w:color="auto"/>
+        <w:bottom w:val="none" w:sz="0" w:space="0" w:color="auto"/>
+        <w:right w:val="none" w:sz="0" w:space="0" w:color="auto"/>
+      </w:divBdr>
+    </w:div>
+    <w:div w:id="535971854">
+      <w:bodyDiv w:val="1"/>
+      <w:marLeft w:val="0"/>
+      <w:marRight w:val="0"/>
+      <w:marTop w:val="0"/>
+      <w:marBottom w:val="0"/>
+      <w:divBdr>
+        <w:top w:val="none" w:sz="0" w:space="0" w:color="auto"/>
+        <w:left w:val="none" w:sz="0" w:space="0" w:color="auto"/>
+        <w:bottom w:val="none" w:sz="0" w:space="0" w:color="auto"/>
+        <w:right w:val="none" w:sz="0" w:space="0" w:color="auto"/>
+      </w:divBdr>
+    </w:div>
+    <w:div w:id="584190090">
+      <w:bodyDiv w:val="1"/>
+      <w:marLeft w:val="0"/>
+      <w:marRight w:val="0"/>
+      <w:marTop w:val="0"/>
+      <w:marBottom w:val="0"/>
+      <w:divBdr>
+        <w:top w:val="none" w:sz="0" w:space="0" w:color="auto"/>
+        <w:left w:val="none" w:sz="0" w:space="0" w:color="auto"/>
+        <w:bottom w:val="none" w:sz="0" w:space="0" w:color="auto"/>
+        <w:right w:val="none" w:sz="0" w:space="0" w:color="auto"/>
+      </w:divBdr>
+    </w:div>
+    <w:div w:id="600376462">
+      <w:bodyDiv w:val="1"/>
+      <w:marLeft w:val="0"/>
+      <w:marRight w:val="0"/>
+      <w:marTop w:val="0"/>
+      <w:marBottom w:val="0"/>
+      <w:divBdr>
+        <w:top w:val="none" w:sz="0" w:space="0" w:color="auto"/>
+        <w:left w:val="none" w:sz="0" w:space="0" w:color="auto"/>
+        <w:bottom w:val="none" w:sz="0" w:space="0" w:color="auto"/>
+        <w:right w:val="none" w:sz="0" w:space="0" w:color="auto"/>
+      </w:divBdr>
+    </w:div>
+    <w:div w:id="655037766">
+      <w:bodyDiv w:val="1"/>
+      <w:marLeft w:val="0"/>
+      <w:marRight w:val="0"/>
+      <w:marTop w:val="0"/>
+      <w:marBottom w:val="0"/>
+      <w:divBdr>
+        <w:top w:val="none" w:sz="0" w:space="0" w:color="auto"/>
+        <w:left w:val="none" w:sz="0" w:space="0" w:color="auto"/>
+        <w:bottom w:val="none" w:sz="0" w:space="0" w:color="auto"/>
+        <w:right w:val="none" w:sz="0" w:space="0" w:color="auto"/>
+      </w:divBdr>
+    </w:div>
+    <w:div w:id="679351861">
+      <w:bodyDiv w:val="1"/>
+      <w:marLeft w:val="0"/>
+      <w:marRight w:val="0"/>
+      <w:marTop w:val="0"/>
+      <w:marBottom w:val="0"/>
+      <w:divBdr>
+        <w:top w:val="none" w:sz="0" w:space="0" w:color="auto"/>
+        <w:left w:val="none" w:sz="0" w:space="0" w:color="auto"/>
+        <w:bottom w:val="none" w:sz="0" w:space="0" w:color="auto"/>
+        <w:right w:val="none" w:sz="0" w:space="0" w:color="auto"/>
+      </w:divBdr>
+    </w:div>
+    <w:div w:id="778262465">
+      <w:bodyDiv w:val="1"/>
+      <w:marLeft w:val="0"/>
+      <w:marRight w:val="0"/>
+      <w:marTop w:val="0"/>
+      <w:marBottom w:val="0"/>
+      <w:divBdr>
+        <w:top w:val="none" w:sz="0" w:space="0" w:color="auto"/>
+        <w:left w:val="none" w:sz="0" w:space="0" w:color="auto"/>
+        <w:bottom w:val="none" w:sz="0" w:space="0" w:color="auto"/>
+        <w:right w:val="none" w:sz="0" w:space="0" w:color="auto"/>
+      </w:divBdr>
+    </w:div>
+    <w:div w:id="902986514">
+      <w:bodyDiv w:val="1"/>
+      <w:marLeft w:val="0"/>
+      <w:marRight w:val="0"/>
+      <w:marTop w:val="0"/>
+      <w:marBottom w:val="0"/>
+      <w:divBdr>
+        <w:top w:val="none" w:sz="0" w:space="0" w:color="auto"/>
+        <w:left w:val="none" w:sz="0" w:space="0" w:color="auto"/>
+        <w:bottom w:val="none" w:sz="0" w:space="0" w:color="auto"/>
+        <w:right w:val="none" w:sz="0" w:space="0" w:color="auto"/>
+      </w:divBdr>
+    </w:div>
+    <w:div w:id="981153561">
+      <w:bodyDiv w:val="1"/>
+      <w:marLeft w:val="0"/>
+      <w:marRight w:val="0"/>
+      <w:marTop w:val="0"/>
+      <w:marBottom w:val="0"/>
+      <w:divBdr>
+        <w:top w:val="none" w:sz="0" w:space="0" w:color="auto"/>
+        <w:left w:val="none" w:sz="0" w:space="0" w:color="auto"/>
+        <w:bottom w:val="none" w:sz="0" w:space="0" w:color="auto"/>
+        <w:right w:val="none" w:sz="0" w:space="0" w:color="auto"/>
+      </w:divBdr>
+    </w:div>
+    <w:div w:id="1075667887">
+      <w:bodyDiv w:val="1"/>
+      <w:marLeft w:val="0"/>
+      <w:marRight w:val="0"/>
+      <w:marTop w:val="0"/>
+      <w:marBottom w:val="0"/>
+      <w:divBdr>
+        <w:top w:val="none" w:sz="0" w:space="0" w:color="auto"/>
+        <w:left w:val="none" w:sz="0" w:space="0" w:color="auto"/>
+        <w:bottom w:val="none" w:sz="0" w:space="0" w:color="auto"/>
+        <w:right w:val="none" w:sz="0" w:space="0" w:color="auto"/>
+      </w:divBdr>
+    </w:div>
+    <w:div w:id="1275164533">
+      <w:bodyDiv w:val="1"/>
+      <w:marLeft w:val="0"/>
+      <w:marRight w:val="0"/>
+      <w:marTop w:val="0"/>
+      <w:marBottom w:val="0"/>
+      <w:divBdr>
+        <w:top w:val="none" w:sz="0" w:space="0" w:color="auto"/>
+        <w:left w:val="none" w:sz="0" w:space="0" w:color="auto"/>
+        <w:bottom w:val="none" w:sz="0" w:space="0" w:color="auto"/>
+        <w:right w:val="none" w:sz="0" w:space="0" w:color="auto"/>
+      </w:divBdr>
+    </w:div>
+    <w:div w:id="1356543285">
+      <w:bodyDiv w:val="1"/>
+      <w:marLeft w:val="0"/>
+      <w:marRight w:val="0"/>
+      <w:marTop w:val="0"/>
+      <w:marBottom w:val="0"/>
+      <w:divBdr>
+        <w:top w:val="none" w:sz="0" w:space="0" w:color="auto"/>
+        <w:left w:val="none" w:sz="0" w:space="0" w:color="auto"/>
+        <w:bottom w:val="none" w:sz="0" w:space="0" w:color="auto"/>
+        <w:right w:val="none" w:sz="0" w:space="0" w:color="auto"/>
+      </w:divBdr>
+    </w:div>
+    <w:div w:id="1383671667">
+      <w:bodyDiv w:val="1"/>
+      <w:marLeft w:val="0"/>
+      <w:marRight w:val="0"/>
+      <w:marTop w:val="0"/>
+      <w:marBottom w:val="0"/>
+      <w:divBdr>
+        <w:top w:val="none" w:sz="0" w:space="0" w:color="auto"/>
+        <w:left w:val="none" w:sz="0" w:space="0" w:color="auto"/>
+        <w:bottom w:val="none" w:sz="0" w:space="0" w:color="auto"/>
+        <w:right w:val="none" w:sz="0" w:space="0" w:color="auto"/>
+      </w:divBdr>
+    </w:div>
+    <w:div w:id="1469662201">
+      <w:bodyDiv w:val="1"/>
+      <w:marLeft w:val="0"/>
+      <w:marRight w:val="0"/>
+      <w:marTop w:val="0"/>
+      <w:marBottom w:val="0"/>
+      <w:divBdr>
+        <w:top w:val="none" w:sz="0" w:space="0" w:color="auto"/>
+        <w:left w:val="none" w:sz="0" w:space="0" w:color="auto"/>
+        <w:bottom w:val="none" w:sz="0" w:space="0" w:color="auto"/>
+        <w:right w:val="none" w:sz="0" w:space="0" w:color="auto"/>
+      </w:divBdr>
+    </w:div>
+    <w:div w:id="1562473900">
+      <w:bodyDiv w:val="1"/>
+      <w:marLeft w:val="0"/>
+      <w:marRight w:val="0"/>
+      <w:marTop w:val="0"/>
+      <w:marBottom w:val="0"/>
+      <w:divBdr>
+        <w:top w:val="none" w:sz="0" w:space="0" w:color="auto"/>
+        <w:left w:val="none" w:sz="0" w:space="0" w:color="auto"/>
+        <w:bottom w:val="none" w:sz="0" w:space="0" w:color="auto"/>
+        <w:right w:val="none" w:sz="0" w:space="0" w:color="auto"/>
+      </w:divBdr>
+    </w:div>
+    <w:div w:id="1642224349">
+      <w:bodyDiv w:val="1"/>
+      <w:marLeft w:val="0"/>
+      <w:marRight w:val="0"/>
+      <w:marTop w:val="0"/>
+      <w:marBottom w:val="0"/>
+      <w:divBdr>
+        <w:top w:val="none" w:sz="0" w:space="0" w:color="auto"/>
+        <w:left w:val="none" w:sz="0" w:space="0" w:color="auto"/>
+        <w:bottom w:val="none" w:sz="0" w:space="0" w:color="auto"/>
+        <w:right w:val="none" w:sz="0" w:space="0" w:color="auto"/>
+      </w:divBdr>
+    </w:div>
+    <w:div w:id="1644045498">
+      <w:bodyDiv w:val="1"/>
+      <w:marLeft w:val="0"/>
+      <w:marRight w:val="0"/>
+      <w:marTop w:val="0"/>
+      <w:marBottom w:val="0"/>
+      <w:divBdr>
+        <w:top w:val="none" w:sz="0" w:space="0" w:color="auto"/>
+        <w:left w:val="none" w:sz="0" w:space="0" w:color="auto"/>
+        <w:bottom w:val="none" w:sz="0" w:space="0" w:color="auto"/>
+        <w:right w:val="none" w:sz="0" w:space="0" w:color="auto"/>
+      </w:divBdr>
+    </w:div>
+    <w:div w:id="1651902495">
+      <w:bodyDiv w:val="1"/>
+      <w:marLeft w:val="0"/>
+      <w:marRight w:val="0"/>
+      <w:marTop w:val="0"/>
+      <w:marBottom w:val="0"/>
+      <w:divBdr>
+        <w:top w:val="none" w:sz="0" w:space="0" w:color="auto"/>
+        <w:left w:val="none" w:sz="0" w:space="0" w:color="auto"/>
+        <w:bottom w:val="none" w:sz="0" w:space="0" w:color="auto"/>
+        <w:right w:val="none" w:sz="0" w:space="0" w:color="auto"/>
+      </w:divBdr>
+    </w:div>
+    <w:div w:id="1703676539">
+      <w:bodyDiv w:val="1"/>
+      <w:marLeft w:val="0"/>
+      <w:marRight w:val="0"/>
+      <w:marTop w:val="0"/>
+      <w:marBottom w:val="0"/>
+      <w:divBdr>
+        <w:top w:val="none" w:sz="0" w:space="0" w:color="auto"/>
+        <w:left w:val="none" w:sz="0" w:space="0" w:color="auto"/>
+        <w:bottom w:val="none" w:sz="0" w:space="0" w:color="auto"/>
+        <w:right w:val="none" w:sz="0" w:space="0" w:color="auto"/>
+      </w:divBdr>
+    </w:div>
+    <w:div w:id="1762410037">
+      <w:bodyDiv w:val="1"/>
+      <w:marLeft w:val="0"/>
+      <w:marRight w:val="0"/>
+      <w:marTop w:val="0"/>
+      <w:marBottom w:val="0"/>
+      <w:divBdr>
+        <w:top w:val="none" w:sz="0" w:space="0" w:color="auto"/>
+        <w:left w:val="none" w:sz="0" w:space="0" w:color="auto"/>
+        <w:bottom w:val="none" w:sz="0" w:space="0" w:color="auto"/>
+        <w:right w:val="none" w:sz="0" w:space="0" w:color="auto"/>
+      </w:divBdr>
+    </w:div>
+    <w:div w:id="1933929452">
+      <w:bodyDiv w:val="1"/>
+      <w:marLeft w:val="0"/>
+      <w:marRight w:val="0"/>
+      <w:marTop w:val="0"/>
+      <w:marBottom w:val="0"/>
+      <w:divBdr>
+        <w:top w:val="none" w:sz="0" w:space="0" w:color="auto"/>
+        <w:left w:val="none" w:sz="0" w:space="0" w:color="auto"/>
+        <w:bottom w:val="none" w:sz="0" w:space="0" w:color="auto"/>
+        <w:right w:val="none" w:sz="0" w:space="0" w:color="auto"/>
+      </w:divBdr>
+    </w:div>
+    <w:div w:id="2112697098">
+      <w:bodyDiv w:val="1"/>
+      <w:marLeft w:val="0"/>
+      <w:marRight w:val="0"/>
+      <w:marTop w:val="0"/>
+      <w:marBottom w:val="0"/>
+      <w:divBdr>
+        <w:top w:val="none" w:sz="0" w:space="0" w:color="auto"/>
+        <w:left w:val="none" w:sz="0" w:space="0" w:color="auto"/>
+        <w:bottom w:val="none" w:sz="0" w:space="0" w:color="auto"/>
+        <w:right w:val="none" w:sz="0" w:space="0" w:color="auto"/>
+      </w:divBdr>
+    </w:div>
+  </w:divs>
+  <w:optimizeForBrowser/>
+  <w:relyOnVML/>
+  <w:allowPNG/>
+</w:webSettings>
 </file>